--- a/flow/20230927_hours/drafts/2024-07-u/11.07.docx
+++ b/flow/20230927_hours/drafts/2024-07-u/11.07.docx
@@ -94,18 +94,15 @@
     </w:p>
     <w:p>
       <w:pPr>
-        <w:spacing w:line="240" w:lineRule="auto"/>
-        <w:rPr>
-          <w:rFonts w:ascii="Times New Roman" w:hAnsi="Times New Roman"/>
-          <w:sz w:val="24"/>
-        </w:rPr>
-      </w:pPr>
-      <w:r>
-        <w:rPr>
-          <w:rFonts w:ascii="Times New Roman" w:hAnsi="Times New Roman"/>
-          <w:sz w:val="24"/>
-        </w:rPr>
-        <w:t>Царю небесний, утішителю, Душе істини,* що всюди єси і все наповняєш,* скарбе дібр і життя подателю,* прийди і вселися в нас,* і очисти нас від усякої скверни,* і спаси, Благий, душі наші.</w:t>
+        <w:pStyle w:val="a"/>
+        <w:spacing w:after="120"/>
+      </w:pPr>
+      <w:r>
+        <w:rPr>
+          <w:rFonts w:ascii="Times New Roman" w:hAnsi="Times New Roman"/>
+          <w:sz w:val="24"/>
+        </w:rPr>
+        <w:t>Ца́рю небе́сний, утіши́телю, Ду́ше íстини,* що всю́ди єси́ і все наповня́єш,* скарбни́це благ і життя́ пода́телю,* прийди́, і всели́ся в нас,* і очи́сти нас від уся́кої скве́рни,* і спаси́, благи́й, ду́ші на́ші.</w:t>
       </w:r>
     </w:p>
     <w:p>
@@ -328,51 +325,24 @@
     </w:p>
     <w:p>
       <w:pPr>
-        <w:spacing w:line="240" w:lineRule="auto"/>
-        <w:rPr>
-          <w:rFonts w:ascii="Times New Roman" w:hAnsi="Times New Roman"/>
-          <w:sz w:val="24"/>
-        </w:rPr>
-      </w:pPr>
-      <w:r>
-        <w:rPr>
-          <w:rFonts w:ascii="Times New Roman" w:hAnsi="Times New Roman"/>
-          <w:i/>
-          <w:color w:val="FF0000"/>
-          <w:sz w:val="24"/>
-        </w:rPr>
-        <w:t>Священик</w:t>
-      </w:r>
-      <w:r>
-        <w:rPr>
-          <w:rFonts w:ascii="Times New Roman" w:hAnsi="Times New Roman"/>
-          <w:i/>
-          <w:color w:val="FF0000"/>
-          <w:sz w:val="24"/>
-        </w:rPr>
-        <w:t>:</w:t>
-      </w:r>
-      <w:r>
-        <w:rPr>
-          <w:rFonts w:ascii="Times New Roman" w:hAnsi="Times New Roman"/>
-          <w:color w:val="FF0000"/>
-          <w:sz w:val="24"/>
-        </w:rPr>
-        <w:t xml:space="preserve"> </w:t>
-      </w:r>
-      <w:r>
-        <w:rPr>
-          <w:rFonts w:ascii="Times New Roman" w:hAnsi="Times New Roman"/>
-          <w:sz w:val="24"/>
-        </w:rPr>
-        <w:t xml:space="preserve">Бо твоє є царство, і сила, і слава, Отця, і Сина, і Святого Духа, нині і повсякчас, і на віки </w:t>
-      </w:r>
-      <w:r>
-        <w:rPr>
-          <w:rFonts w:ascii="Times New Roman" w:hAnsi="Times New Roman"/>
-          <w:sz w:val="24"/>
-        </w:rPr>
-        <w:t>віків.</w:t>
+        <w:pStyle w:val="a"/>
+        <w:spacing w:after="120"/>
+      </w:pPr>
+      <w:r>
+        <w:rPr>
+          <w:rFonts w:ascii="Times New Roman" w:hAnsi="Times New Roman"/>
+          <w:i/>
+          <w:color w:val="FF0000"/>
+          <w:sz w:val="24"/>
+        </w:rPr>
+        <w:t>Священник:</w:t>
+      </w:r>
+      <w:r>
+        <w:rPr>
+          <w:rFonts w:ascii="Times New Roman" w:hAnsi="Times New Roman"/>
+          <w:sz w:val="24"/>
+        </w:rPr>
+        <w:t xml:space="preserve"> Бо Твоє є царство, і сила, і слава, Отця, і Сина, і Святого Духа, нині, і повсякчас, і на віки віків.</w:t>
       </w:r>
     </w:p>
     <w:p>
@@ -1907,34 +1877,24 @@
     </w:p>
     <w:p>
       <w:pPr>
-        <w:spacing w:line="240" w:lineRule="auto"/>
-        <w:rPr>
-          <w:rFonts w:ascii="Times New Roman" w:hAnsi="Times New Roman"/>
-          <w:sz w:val="24"/>
-        </w:rPr>
-      </w:pPr>
-      <w:r>
-        <w:rPr>
-          <w:rFonts w:ascii="Times New Roman" w:hAnsi="Times New Roman"/>
-          <w:i/>
-          <w:color w:val="FF0000"/>
-          <w:sz w:val="24"/>
-        </w:rPr>
-        <w:t xml:space="preserve">Священик: </w:t>
-      </w:r>
-      <w:r>
-        <w:rPr>
-          <w:rFonts w:ascii="Times New Roman" w:hAnsi="Times New Roman"/>
-          <w:sz w:val="24"/>
-        </w:rPr>
-        <w:t xml:space="preserve">Бо твоє є царство, і сила, і слава, Отця, і Сина, і Святого Духа, нині і повсякчас, і на віки </w:t>
-      </w:r>
-      <w:r>
-        <w:rPr>
-          <w:rFonts w:ascii="Times New Roman" w:hAnsi="Times New Roman"/>
-          <w:sz w:val="24"/>
-        </w:rPr>
-        <w:t>віків.</w:t>
+        <w:pStyle w:val="a"/>
+        <w:spacing w:after="120"/>
+      </w:pPr>
+      <w:r>
+        <w:rPr>
+          <w:rFonts w:ascii="Times New Roman" w:hAnsi="Times New Roman"/>
+          <w:i/>
+          <w:color w:val="FF0000"/>
+          <w:sz w:val="24"/>
+        </w:rPr>
+        <w:t>Священник:</w:t>
+      </w:r>
+      <w:r>
+        <w:rPr>
+          <w:rFonts w:ascii="Times New Roman" w:hAnsi="Times New Roman"/>
+          <w:sz w:val="24"/>
+        </w:rPr>
+        <w:t xml:space="preserve"> Бо Твоє є царство, і сила, і слава, Отця, і Сина, і Святого Духа, нині, і повсякчас, і на віки віків.</w:t>
       </w:r>
     </w:p>
     <w:p>
@@ -2579,18 +2539,15 @@
     </w:p>
     <w:p>
       <w:pPr>
-        <w:spacing w:line="240" w:lineRule="auto"/>
-        <w:rPr>
-          <w:rFonts w:ascii="Times New Roman" w:hAnsi="Times New Roman"/>
-          <w:sz w:val="24"/>
-        </w:rPr>
-      </w:pPr>
-      <w:r>
-        <w:rPr>
-          <w:rFonts w:ascii="Times New Roman" w:hAnsi="Times New Roman"/>
-          <w:sz w:val="24"/>
-        </w:rPr>
-        <w:t>Царю небесний, утішителю, Душе істини,* що всюди єси і все наповняєш,* скарбе дібр і життя подателю,* прийди і вселися в нас,* і очисти нас від усякої скверни,* і спаси, Благий, душі наші.</w:t>
+        <w:pStyle w:val="a"/>
+        <w:spacing w:after="120"/>
+      </w:pPr>
+      <w:r>
+        <w:rPr>
+          <w:rFonts w:ascii="Times New Roman" w:hAnsi="Times New Roman"/>
+          <w:sz w:val="24"/>
+        </w:rPr>
+        <w:t>Ца́рю небе́сний, утіши́телю, Ду́ше íстини,* що всю́ди єси́ і все наповня́єш,* скарбни́це благ і життя́ пода́телю,* прийди́, і всели́ся в нас,* і очи́сти нас від уся́кої скве́рни,* і спаси́, благи́й, ду́ші на́ші.</w:t>
       </w:r>
     </w:p>
     <w:p>
@@ -2827,34 +2784,24 @@
     </w:p>
     <w:p>
       <w:pPr>
-        <w:spacing w:line="240" w:lineRule="auto"/>
-        <w:rPr>
-          <w:rFonts w:ascii="Times New Roman" w:hAnsi="Times New Roman"/>
-          <w:sz w:val="24"/>
-        </w:rPr>
-      </w:pPr>
-      <w:r>
-        <w:rPr>
-          <w:rFonts w:ascii="Times New Roman" w:hAnsi="Times New Roman"/>
-          <w:i/>
-          <w:color w:val="FF0000"/>
-          <w:sz w:val="24"/>
-        </w:rPr>
-        <w:t xml:space="preserve">Священик: </w:t>
-      </w:r>
-      <w:r>
-        <w:rPr>
-          <w:rFonts w:ascii="Times New Roman" w:hAnsi="Times New Roman"/>
-          <w:sz w:val="24"/>
-        </w:rPr>
-        <w:t xml:space="preserve">Бо твоє є царство, і сила, і слава, Отця, і Сина, і Святого Духа, нині і повсякчас, і на віки </w:t>
-      </w:r>
-      <w:r>
-        <w:rPr>
-          <w:rFonts w:ascii="Times New Roman" w:hAnsi="Times New Roman"/>
-          <w:sz w:val="24"/>
-        </w:rPr>
-        <w:t>віків.</w:t>
+        <w:pStyle w:val="a"/>
+        <w:spacing w:after="120"/>
+      </w:pPr>
+      <w:r>
+        <w:rPr>
+          <w:rFonts w:ascii="Times New Roman" w:hAnsi="Times New Roman"/>
+          <w:i/>
+          <w:color w:val="FF0000"/>
+          <w:sz w:val="24"/>
+        </w:rPr>
+        <w:t>Священник:</w:t>
+      </w:r>
+      <w:r>
+        <w:rPr>
+          <w:rFonts w:ascii="Times New Roman" w:hAnsi="Times New Roman"/>
+          <w:sz w:val="24"/>
+        </w:rPr>
+        <w:t xml:space="preserve"> Бо Твоє є царство, і сила, і слава, Отця, і Сина, і Святого Духа, нині, і повсякчас, і на віки віків.</w:t>
       </w:r>
     </w:p>
     <w:p>
@@ -4801,34 +4748,24 @@
     </w:p>
     <w:p>
       <w:pPr>
-        <w:spacing w:line="240" w:lineRule="auto"/>
-        <w:rPr>
-          <w:rFonts w:ascii="Times New Roman" w:hAnsi="Times New Roman"/>
-          <w:sz w:val="24"/>
-        </w:rPr>
-      </w:pPr>
-      <w:r>
-        <w:rPr>
-          <w:rFonts w:ascii="Times New Roman" w:hAnsi="Times New Roman"/>
-          <w:i/>
-          <w:color w:val="FF0000"/>
-          <w:sz w:val="24"/>
-        </w:rPr>
-        <w:t xml:space="preserve">Священик: </w:t>
-      </w:r>
-      <w:r>
-        <w:rPr>
-          <w:rFonts w:ascii="Times New Roman" w:hAnsi="Times New Roman"/>
-          <w:sz w:val="24"/>
-        </w:rPr>
-        <w:t xml:space="preserve">Бо твоє є царство, і сила, і слава, Отця, і Сина, і Святого Духа, нині і повсякчас, і на віки </w:t>
-      </w:r>
-      <w:r>
-        <w:rPr>
-          <w:rFonts w:ascii="Times New Roman" w:hAnsi="Times New Roman"/>
-          <w:sz w:val="24"/>
-        </w:rPr>
-        <w:t>віків.</w:t>
+        <w:pStyle w:val="a"/>
+        <w:spacing w:after="120"/>
+      </w:pPr>
+      <w:r>
+        <w:rPr>
+          <w:rFonts w:ascii="Times New Roman" w:hAnsi="Times New Roman"/>
+          <w:i/>
+          <w:color w:val="FF0000"/>
+          <w:sz w:val="24"/>
+        </w:rPr>
+        <w:t>Священник:</w:t>
+      </w:r>
+      <w:r>
+        <w:rPr>
+          <w:rFonts w:ascii="Times New Roman" w:hAnsi="Times New Roman"/>
+          <w:sz w:val="24"/>
+        </w:rPr>
+        <w:t xml:space="preserve"> Бо Твоє є царство, і сила, і слава, Отця, і Сина, і Святого Духа, нині, і повсякчас, і на віки віків.</w:t>
       </w:r>
     </w:p>
     <w:p>
@@ -5548,18 +5485,15 @@
     </w:p>
     <w:p>
       <w:pPr>
-        <w:spacing w:line="240" w:lineRule="auto"/>
-        <w:rPr>
-          <w:rFonts w:ascii="Times New Roman" w:hAnsi="Times New Roman"/>
-          <w:sz w:val="24"/>
-        </w:rPr>
-      </w:pPr>
-      <w:r>
-        <w:rPr>
-          <w:rFonts w:ascii="Times New Roman" w:hAnsi="Times New Roman"/>
-          <w:sz w:val="24"/>
-        </w:rPr>
-        <w:t>Царю небесний, утішителю, Душе істини,* що всюди єси і все наповняєш,* скарбе дібр і життя подателю,* прийди і вселися в нас,* і очисти нас від усякої скверни,* і спаси, Благий, душі наші.</w:t>
+        <w:pStyle w:val="a"/>
+        <w:spacing w:after="120"/>
+      </w:pPr>
+      <w:r>
+        <w:rPr>
+          <w:rFonts w:ascii="Times New Roman" w:hAnsi="Times New Roman"/>
+          <w:sz w:val="24"/>
+        </w:rPr>
+        <w:t>Ца́рю небе́сний, утіши́телю, Ду́ше íстини,* що всю́ди єси́ і все наповня́єш,* скарбни́це благ і життя́ пода́телю,* прийди́, і всели́ся в нас,* і очи́сти нас від уся́кої скве́рни,* і спаси́, благи́й, ду́ші на́ші.</w:t>
       </w:r>
     </w:p>
     <w:p>
@@ -5782,34 +5716,24 @@
     </w:p>
     <w:p>
       <w:pPr>
-        <w:spacing w:line="240" w:lineRule="auto"/>
-        <w:rPr>
-          <w:rFonts w:ascii="Times New Roman" w:hAnsi="Times New Roman"/>
-          <w:sz w:val="24"/>
-        </w:rPr>
-      </w:pPr>
-      <w:r>
-        <w:rPr>
-          <w:rFonts w:ascii="Times New Roman" w:hAnsi="Times New Roman"/>
-          <w:i/>
-          <w:color w:val="FF0000"/>
-          <w:sz w:val="24"/>
-        </w:rPr>
-        <w:t xml:space="preserve">Священик: </w:t>
-      </w:r>
-      <w:r>
-        <w:rPr>
-          <w:rFonts w:ascii="Times New Roman" w:hAnsi="Times New Roman"/>
-          <w:sz w:val="24"/>
-        </w:rPr>
-        <w:t xml:space="preserve">Бо твоє є царство, і сила, і слава, Отця, і Сина, і Святого Духа, нині і повсякчас, і на віки </w:t>
-      </w:r>
-      <w:r>
-        <w:rPr>
-          <w:rFonts w:ascii="Times New Roman" w:hAnsi="Times New Roman"/>
-          <w:sz w:val="24"/>
-        </w:rPr>
-        <w:t>віків.</w:t>
+        <w:pStyle w:val="a"/>
+        <w:spacing w:after="120"/>
+      </w:pPr>
+      <w:r>
+        <w:rPr>
+          <w:rFonts w:ascii="Times New Roman" w:hAnsi="Times New Roman"/>
+          <w:i/>
+          <w:color w:val="FF0000"/>
+          <w:sz w:val="24"/>
+        </w:rPr>
+        <w:t>Священник:</w:t>
+      </w:r>
+      <w:r>
+        <w:rPr>
+          <w:rFonts w:ascii="Times New Roman" w:hAnsi="Times New Roman"/>
+          <w:sz w:val="24"/>
+        </w:rPr>
+        <w:t xml:space="preserve"> Бо Твоє є царство, і сила, і слава, Отця, і Сина, і Святого Духа, нині, і повсякчас, і на віки віків.</w:t>
       </w:r>
     </w:p>
     <w:p>
@@ -7498,34 +7422,24 @@
     </w:p>
     <w:p>
       <w:pPr>
-        <w:spacing w:line="240" w:lineRule="auto"/>
-        <w:rPr>
-          <w:rFonts w:ascii="Times New Roman" w:hAnsi="Times New Roman"/>
-          <w:sz w:val="24"/>
-        </w:rPr>
-      </w:pPr>
-      <w:r>
-        <w:rPr>
-          <w:rFonts w:ascii="Times New Roman" w:hAnsi="Times New Roman"/>
-          <w:i/>
-          <w:color w:val="FF0000"/>
-          <w:sz w:val="24"/>
-        </w:rPr>
-        <w:t xml:space="preserve">Священик: </w:t>
-      </w:r>
-      <w:r>
-        <w:rPr>
-          <w:rFonts w:ascii="Times New Roman" w:hAnsi="Times New Roman"/>
-          <w:sz w:val="24"/>
-        </w:rPr>
-        <w:t xml:space="preserve">Бо твоє є царство, і сила, і слава, Отця, і Сина, і Святого Духа, нині і повсякчас, і на віки </w:t>
-      </w:r>
-      <w:r>
-        <w:rPr>
-          <w:rFonts w:ascii="Times New Roman" w:hAnsi="Times New Roman"/>
-          <w:sz w:val="24"/>
-        </w:rPr>
-        <w:t>віків.</w:t>
+        <w:pStyle w:val="a"/>
+        <w:spacing w:after="120"/>
+      </w:pPr>
+      <w:r>
+        <w:rPr>
+          <w:rFonts w:ascii="Times New Roman" w:hAnsi="Times New Roman"/>
+          <w:i/>
+          <w:color w:val="FF0000"/>
+          <w:sz w:val="24"/>
+        </w:rPr>
+        <w:t>Священник:</w:t>
+      </w:r>
+      <w:r>
+        <w:rPr>
+          <w:rFonts w:ascii="Times New Roman" w:hAnsi="Times New Roman"/>
+          <w:sz w:val="24"/>
+        </w:rPr>
+        <w:t xml:space="preserve"> Бо Твоє є царство, і сила, і слава, Отця, і Сина, і Святого Духа, нині, і повсякчас, і на віки віків.</w:t>
       </w:r>
     </w:p>
     <w:p>
@@ -8187,18 +8101,15 @@
     </w:p>
     <w:p>
       <w:pPr>
-        <w:spacing w:line="240" w:lineRule="auto"/>
-        <w:rPr>
-          <w:rFonts w:ascii="Times New Roman" w:hAnsi="Times New Roman"/>
-          <w:sz w:val="24"/>
-        </w:rPr>
-      </w:pPr>
-      <w:r>
-        <w:rPr>
-          <w:rFonts w:ascii="Times New Roman" w:hAnsi="Times New Roman"/>
-          <w:sz w:val="24"/>
-        </w:rPr>
-        <w:t>Царю небесний, утішителю, Душе істини,* що всюди єси і все наповняєш,* скарбе дібр і життя подателю,* прийди і вселися в нас,* і очисти нас від усякої скверни,* і спаси, Благий, душі наші.</w:t>
+        <w:pStyle w:val="a"/>
+        <w:spacing w:after="120"/>
+      </w:pPr>
+      <w:r>
+        <w:rPr>
+          <w:rFonts w:ascii="Times New Roman" w:hAnsi="Times New Roman"/>
+          <w:sz w:val="24"/>
+        </w:rPr>
+        <w:t>Ца́рю небе́сний, утіши́телю, Ду́ше íстини,* що всю́ди єси́ і все наповня́єш,* скарбни́це благ і життя́ пода́телю,* прийди́, і всели́ся в нас,* і очи́сти нас від уся́кої скве́рни,* і спаси́, благи́й, ду́ші на́ші.</w:t>
       </w:r>
     </w:p>
     <w:p>
@@ -8407,34 +8318,24 @@
     </w:p>
     <w:p>
       <w:pPr>
-        <w:spacing w:line="240" w:lineRule="auto"/>
-        <w:rPr>
-          <w:rFonts w:ascii="Times New Roman" w:hAnsi="Times New Roman"/>
-          <w:sz w:val="24"/>
-        </w:rPr>
-      </w:pPr>
-      <w:r>
-        <w:rPr>
-          <w:rFonts w:ascii="Times New Roman" w:hAnsi="Times New Roman"/>
-          <w:i/>
-          <w:color w:val="FF0000"/>
-          <w:sz w:val="24"/>
-        </w:rPr>
-        <w:t xml:space="preserve">Священик: </w:t>
-      </w:r>
-      <w:r>
-        <w:rPr>
-          <w:rFonts w:ascii="Times New Roman" w:hAnsi="Times New Roman"/>
-          <w:sz w:val="24"/>
-        </w:rPr>
-        <w:t xml:space="preserve">Бо твоє є царство, і сила, і слава, Отця, і Сина, і Святого Духа, нині і повсякчас, і на віки </w:t>
-      </w:r>
-      <w:r>
-        <w:rPr>
-          <w:rFonts w:ascii="Times New Roman" w:hAnsi="Times New Roman"/>
-          <w:sz w:val="24"/>
-        </w:rPr>
-        <w:t>віків.</w:t>
+        <w:pStyle w:val="a"/>
+        <w:spacing w:after="120"/>
+      </w:pPr>
+      <w:r>
+        <w:rPr>
+          <w:rFonts w:ascii="Times New Roman" w:hAnsi="Times New Roman"/>
+          <w:i/>
+          <w:color w:val="FF0000"/>
+          <w:sz w:val="24"/>
+        </w:rPr>
+        <w:t>Священник:</w:t>
+      </w:r>
+      <w:r>
+        <w:rPr>
+          <w:rFonts w:ascii="Times New Roman" w:hAnsi="Times New Roman"/>
+          <w:sz w:val="24"/>
+        </w:rPr>
+        <w:t xml:space="preserve"> Бо Твоє є царство, і сила, і слава, Отця, і Сина, і Святого Духа, нині, і повсякчас, і на віки віків.</w:t>
       </w:r>
     </w:p>
     <w:p>
@@ -9961,34 +9862,24 @@
     </w:p>
     <w:p>
       <w:pPr>
-        <w:spacing w:line="240" w:lineRule="auto"/>
-        <w:rPr>
-          <w:rFonts w:ascii="Times New Roman" w:hAnsi="Times New Roman"/>
-          <w:sz w:val="24"/>
-        </w:rPr>
-      </w:pPr>
-      <w:r>
-        <w:rPr>
-          <w:rFonts w:ascii="Times New Roman" w:hAnsi="Times New Roman"/>
-          <w:i/>
-          <w:color w:val="FF0000"/>
-          <w:sz w:val="24"/>
-        </w:rPr>
-        <w:t xml:space="preserve">Священик: </w:t>
-      </w:r>
-      <w:r>
-        <w:rPr>
-          <w:rFonts w:ascii="Times New Roman" w:hAnsi="Times New Roman"/>
-          <w:sz w:val="24"/>
-        </w:rPr>
-        <w:t xml:space="preserve">Бо твоє є царство, і сила, і слава, Отця, і Сина, і Святого Духа, нині і повсякчас, і на віки </w:t>
-      </w:r>
-      <w:r>
-        <w:rPr>
-          <w:rFonts w:ascii="Times New Roman" w:hAnsi="Times New Roman"/>
-          <w:sz w:val="24"/>
-        </w:rPr>
-        <w:t>віків.</w:t>
+        <w:pStyle w:val="a"/>
+        <w:spacing w:after="120"/>
+      </w:pPr>
+      <w:r>
+        <w:rPr>
+          <w:rFonts w:ascii="Times New Roman" w:hAnsi="Times New Roman"/>
+          <w:i/>
+          <w:color w:val="FF0000"/>
+          <w:sz w:val="24"/>
+        </w:rPr>
+        <w:t>Священник:</w:t>
+      </w:r>
+      <w:r>
+        <w:rPr>
+          <w:rFonts w:ascii="Times New Roman" w:hAnsi="Times New Roman"/>
+          <w:sz w:val="24"/>
+        </w:rPr>
+        <w:t xml:space="preserve"> Бо Твоє є царство, і сила, і слава, Отця, і Сина, і Святого Духа, нині, і повсякчас, і на віки віків.</w:t>
       </w:r>
     </w:p>
     <w:p>

--- a/flow/20230927_hours/drafts/2024-07-u/11.07.docx
+++ b/flow/20230927_hours/drafts/2024-07-u/11.07.docx
@@ -1481,7 +1481,7 @@
           <w:color w:val="FF0000"/>
           <w:sz w:val="24"/>
         </w:rPr>
-        <w:t xml:space="preserve">Тропар (г. 4): </w:t>
+        <w:t xml:space="preserve">Тропар (г. 1): </w:t>
       </w:r>
       <w:r>
         <w:rPr>
@@ -1489,7 +1489,7 @@
           <w:color w:val="000000"/>
           <w:sz w:val="24"/>
         </w:rPr>
-        <w:t xml:space="preserve">Жениха твого полюбивши,* і свічу твою світло запаливши добрими ділами,* всехвальна Євфиміє, поєдналася з Ним,* вінець страждання від Нього прийнявши.* Але від бід позбав нас,* що з вірою вшановуємо пам’ять твою. </w:t>
+        <w:t>Піднісши свій ум на крилах богопізнання, преславна Ольго,* ти злинула вище видимого світу, осягнувши Бога, Творця вселенної.* Знайшовши Його, ти прийняла у хрещенні нове життя* і повсякчас перебуваєш у нетлінності,* втішаючись плодами життєдайного дерева.</w:t>
       </w:r>
     </w:p>
     <w:p>
@@ -1930,7 +1930,7 @@
           <w:color w:val="FF0000"/>
           <w:sz w:val="24"/>
         </w:rPr>
-        <w:t xml:space="preserve">Кондак (г. 6): </w:t>
+        <w:t xml:space="preserve">Кондак (г. 4): </w:t>
       </w:r>
       <w:r>
         <w:rPr>
@@ -1938,7 +1938,14 @@
           <w:color w:val="000000"/>
           <w:sz w:val="24"/>
         </w:rPr>
-        <w:t>Подвиги у стражданні,* подвиги у вірі здійснила ти щиро за Христа, жениха твого.* І нині витівки неправдивих учень і ворогів* під ноги православних царів покорити моли Богородицю,* ти що від шестисот тридцяти богоносних отців визнання віри прийняла* і зберігала, всехвальна.</w:t>
+        <w:t>Похвалім сьогодні Бога, доброчинця всіх,* що прославив на Русі-Україні Ольгу богомудру,* щоб за її молитвами* подав прощення гріхів душам нашим.</w:t>
+      </w:r>
+      <w:r>
+        <w:rPr>
+          <w:rFonts w:ascii="Times New Roman" w:hAnsi="Times New Roman"/>
+          <w:sz w:val="24"/>
+        </w:rPr>
+        <w:t xml:space="preserve"> </w:t>
       </w:r>
     </w:p>
     <w:p>
@@ -4393,7 +4400,7 @@
           <w:color w:val="FF0000"/>
           <w:sz w:val="24"/>
         </w:rPr>
-        <w:t xml:space="preserve">Тропар (г. 4): </w:t>
+        <w:t xml:space="preserve">Тропар (г. 1): </w:t>
       </w:r>
       <w:r>
         <w:rPr>
@@ -4401,7 +4408,7 @@
           <w:color w:val="000000"/>
           <w:sz w:val="24"/>
         </w:rPr>
-        <w:t xml:space="preserve">Жениха твого полюбивши,* і свічу твою світло запаливши добрими ділами,* всехвальна Євфиміє, поєдналася з Ним,* вінець страждання від Нього прийнявши.* Але від бід позбав нас,* що з вірою вшановуємо пам’ять твою. </w:t>
+        <w:t>Піднісши свій ум на крилах богопізнання, преславна Ольго,* ти злинула вище видимого світу, осягнувши Бога, Творця вселенної.* Знайшовши Його, ти прийняла у хрещенні нове життя* і повсякчас перебуваєш у нетлінності,* втішаючись плодами життєдайного дерева.</w:t>
       </w:r>
     </w:p>
     <w:p>
@@ -4801,7 +4808,7 @@
           <w:color w:val="FF0000"/>
           <w:sz w:val="24"/>
         </w:rPr>
-        <w:t xml:space="preserve">Кондак (г. 6): </w:t>
+        <w:t xml:space="preserve">Кондак (г. 4): </w:t>
       </w:r>
       <w:r>
         <w:rPr>
@@ -4809,7 +4816,14 @@
           <w:color w:val="000000"/>
           <w:sz w:val="24"/>
         </w:rPr>
-        <w:t>Подвиги у стражданні,* подвиги у вірі здійснила ти щиро за Христа, жениха твого.* І нині витівки неправдивих учень і ворогів* під ноги православних царів покорити моли Богородицю,* ти що від шестисот тридцяти богоносних отців визнання віри прийняла* і зберігала, всехвальна.</w:t>
+        <w:t>Похвалім сьогодні Бога, доброчинця всіх,* що прославив на Русі-Україні Ольгу богомудру,* щоб за її молитвами* подав прощення гріхів душам нашим.</w:t>
+      </w:r>
+      <w:r>
+        <w:rPr>
+          <w:rFonts w:ascii="Times New Roman" w:hAnsi="Times New Roman"/>
+          <w:sz w:val="24"/>
+        </w:rPr>
+        <w:t xml:space="preserve"> </w:t>
       </w:r>
     </w:p>
     <w:p>
@@ -6982,7 +6996,7 @@
           <w:color w:val="FF0000"/>
           <w:sz w:val="24"/>
         </w:rPr>
-        <w:t xml:space="preserve">Тропар (г. 4): </w:t>
+        <w:t xml:space="preserve">Тропар (г. 1): </w:t>
       </w:r>
       <w:r>
         <w:rPr>
@@ -6990,7 +7004,7 @@
           <w:color w:val="000000"/>
           <w:sz w:val="24"/>
         </w:rPr>
-        <w:t xml:space="preserve">Жениха твого полюбивши,* і свічу твою світло запаливши добрими ділами,* всехвальна Євфиміє, поєдналася з Ним,* вінець страждання від Нього прийнявши.* Але від бід позбав нас,* що з вірою вшановуємо пам’ять твою. </w:t>
+        <w:t>Піднісши свій ум на крилах богопізнання, преславна Ольго,* ти злинула вище видимого світу, осягнувши Бога, Творця вселенної.* Знайшовши Його, ти прийняла у хрещенні нове життя* і повсякчас перебуваєш у нетлінності,* втішаючись плодами життєдайного дерева.</w:t>
       </w:r>
     </w:p>
     <w:p>
@@ -7475,7 +7489,7 @@
           <w:color w:val="FF0000"/>
           <w:sz w:val="24"/>
         </w:rPr>
-        <w:t xml:space="preserve">Кондак (г. 6): </w:t>
+        <w:t xml:space="preserve">Кондак (г. 4): </w:t>
       </w:r>
       <w:r>
         <w:rPr>
@@ -7483,7 +7497,14 @@
           <w:color w:val="000000"/>
           <w:sz w:val="24"/>
         </w:rPr>
-        <w:t>Подвиги у стражданні,* подвиги у вірі здійснила ти щиро за Христа, жениха твого.* І нині витівки неправдивих учень і ворогів* під ноги православних царів покорити моли Богородицю,* ти що від шестисот тридцяти богоносних отців визнання віри прийняла* і зберігала, всехвальна.</w:t>
+        <w:t>Похвалім сьогодні Бога, доброчинця всіх,* що прославив на Русі-Україні Ольгу богомудру,* щоб за її молитвами* подав прощення гріхів душам нашим.</w:t>
+      </w:r>
+      <w:r>
+        <w:rPr>
+          <w:rFonts w:ascii="Times New Roman" w:hAnsi="Times New Roman"/>
+          <w:sz w:val="24"/>
+        </w:rPr>
+        <w:t xml:space="preserve"> </w:t>
       </w:r>
     </w:p>
     <w:p>
@@ -9443,7 +9464,7 @@
           <w:color w:val="FF0000"/>
           <w:sz w:val="24"/>
         </w:rPr>
-        <w:t xml:space="preserve">Тропар (г. 4): </w:t>
+        <w:t xml:space="preserve">Тропар (г. 1): </w:t>
       </w:r>
       <w:r>
         <w:rPr>
@@ -9451,7 +9472,7 @@
           <w:color w:val="000000"/>
           <w:sz w:val="24"/>
         </w:rPr>
-        <w:t xml:space="preserve">Жениха твого полюбивши,* і свічу твою світло запаливши добрими ділами,* всехвальна Євфиміє, поєдналася з Ним,* вінець страждання від Нього прийнявши.* Але від бід позбав нас,* що з вірою вшановуємо пам’ять твою. </w:t>
+        <w:t>Піднісши свій ум на крилах богопізнання, преславна Ольго,* ти злинула вище видимого світу, осягнувши Бога, Творця вселенної.* Знайшовши Його, ти прийняла у хрещенні нове життя* і повсякчас перебуваєш у нетлінності,* втішаючись плодами життєдайного дерева.</w:t>
       </w:r>
     </w:p>
     <w:p>
@@ -9915,7 +9936,7 @@
           <w:color w:val="FF0000"/>
           <w:sz w:val="24"/>
         </w:rPr>
-        <w:t xml:space="preserve">Кондак (г. 6): </w:t>
+        <w:t xml:space="preserve">Кондак (г. 4): </w:t>
       </w:r>
       <w:r>
         <w:rPr>
@@ -9923,7 +9944,14 @@
           <w:color w:val="000000"/>
           <w:sz w:val="24"/>
         </w:rPr>
-        <w:t>Подвиги у стражданні,* подвиги у вірі здійснила ти щиро за Христа, жениха твого.* І нині витівки неправдивих учень і ворогів* під ноги православних царів покорити моли Богородицю,* ти що від шестисот тридцяти богоносних отців визнання віри прийняла* і зберігала, всехвальна.</w:t>
+        <w:t>Похвалім сьогодні Бога, доброчинця всіх,* що прославив на Русі-Україні Ольгу богомудру,* щоб за її молитвами* подав прощення гріхів душам нашим.</w:t>
+      </w:r>
+      <w:r>
+        <w:rPr>
+          <w:rFonts w:ascii="Times New Roman" w:hAnsi="Times New Roman"/>
+          <w:sz w:val="24"/>
+        </w:rPr>
+        <w:t xml:space="preserve"> </w:t>
       </w:r>
     </w:p>
     <w:p>
